--- a/tests/org.obeonetwork.m2doc.tests/resources/linkServices/bug431/bug431-expected-generation.docx
+++ b/tests/org.obeonetwork.m2doc.tests/resources/linkServices/bug431/bug431-expected-generation.docx
@@ -44,14 +44,14 @@
         </w:rPr>
         <w:t/>
       </w:r>
-      <w:bookmarkStart w:name="ID" w:id="24646839654064945065910469203615414411"/>
+      <w:bookmarkStart w:name="ID" w:id="104055878210611333759574720746114907933"/>
       <w:r>
         <w:rPr>
           <w:lang w:val="en-US"/>
         </w:rPr>
         <w:t>bookmark</w:t>
       </w:r>
-      <w:bookmarkEnd w:id="24646839654064945065910469203615414411"/>
+      <w:bookmarkEnd w:id="104055878210611333759574720746114907933"/>
     </w:p>
     <w:p>
       <w:pPr>
@@ -77,23 +77,23 @@
         </w:rPr>
         <w:t/>
       </w:r>
-      <w:r w:rsidR="1E98BC4A2944407C8601A8B0C899FBE0">
+      <w:r w:rsidR="723E254E874CB01D668AA487C56D9628">
         <w:fldChar w:fldCharType="begin"/>
       </w:r>
-      <w:r w:rsidR="1E98BC4A2944407C8601A8B0C899FBE0">
+      <w:r w:rsidR="723E254E874CB01D668AA487C56D9628">
         <w:instrText xml:space="preserve"> REF ID \h </w:instrText>
       </w:r>
-      <w:r w:rsidR="1E98BC4A2944407C8601A8B0C899FBE0">
+      <w:r w:rsidR="723E254E874CB01D668AA487C56D9628">
         <w:fldChar w:fldCharType="separate"/>
       </w:r>
-      <w:r w:rsidR="1E98BC4A2944407C8601A8B0C899FBE0">
+      <w:r w:rsidR="723E254E874CB01D668AA487C56D9628">
         <w:rPr>
           <w:noProof/>
           <w:b w:val="on"/>
         </w:rPr>
         <w:t>bookmark reference</w:t>
       </w:r>
-      <w:r w:rsidR="1E98BC4A2944407C8601A8B0C899FBE0">
+      <w:r w:rsidR="723E254E874CB01D668AA487C56D9628">
         <w:fldChar w:fldCharType="end"/>
       </w:r>
     </w:p>

--- a/tests/org.obeonetwork.m2doc.tests/resources/linkServices/bug431/bug431-expected-generation.docx
+++ b/tests/org.obeonetwork.m2doc.tests/resources/linkServices/bug431/bug431-expected-generation.docx
@@ -44,14 +44,14 @@
         </w:rPr>
         <w:t/>
       </w:r>
-      <w:bookmarkStart w:name="ID" w:id="24646839654064945065910469203615414411"/>
+      <w:bookmarkStart w:name="ID" w:id="92130153884374633472445513116262268091"/>
       <w:r>
         <w:rPr>
           <w:lang w:val="en-US"/>
         </w:rPr>
         <w:t>bookmark</w:t>
       </w:r>
-      <w:bookmarkEnd w:id="24646839654064945065910469203615414411"/>
+      <w:bookmarkEnd w:id="92130153884374633472445513116262268091"/>
     </w:p>
     <w:p>
       <w:pPr>
@@ -77,23 +77,23 @@
         </w:rPr>
         <w:t/>
       </w:r>
-      <w:r w:rsidR="1E98BC4A2944407C8601A8B0C899FBE0">
+      <w:r w:rsidR="475186DAAD334964B79053E02B35D903">
         <w:fldChar w:fldCharType="begin"/>
       </w:r>
-      <w:r w:rsidR="1E98BC4A2944407C8601A8B0C899FBE0">
+      <w:r w:rsidR="475186DAAD334964B79053E02B35D903">
         <w:instrText xml:space="preserve"> REF ID \h </w:instrText>
       </w:r>
-      <w:r w:rsidR="1E98BC4A2944407C8601A8B0C899FBE0">
+      <w:r w:rsidR="475186DAAD334964B79053E02B35D903">
         <w:fldChar w:fldCharType="separate"/>
       </w:r>
-      <w:r w:rsidR="1E98BC4A2944407C8601A8B0C899FBE0">
+      <w:r w:rsidR="475186DAAD334964B79053E02B35D903">
         <w:rPr>
           <w:noProof/>
           <w:b w:val="on"/>
         </w:rPr>
         <w:t>bookmark reference</w:t>
       </w:r>
-      <w:r w:rsidR="1E98BC4A2944407C8601A8B0C899FBE0">
+      <w:r w:rsidR="475186DAAD334964B79053E02B35D903">
         <w:fldChar w:fldCharType="end"/>
       </w:r>
     </w:p>
